--- a/zhs/docx/035.content.docx
+++ b/zhs/docx/035.content.docx
@@ -242,50 +242,20 @@
         <w:rPr>
           <w:lang w:val="zh_CN" w:bidi="zh_CN"/>
         </w:rPr>
-        <w:t>时，他们指的是圣经中现在</w:t>
-      </w:r>
-      <w:hyperlink r:id="rId13">
-        <w:r>
-          <w:rPr>
-            <w:lang w:val="zh_CN" w:bidi="zh_CN"/>
-          </w:rPr>
-          <w:rPr>
-            <w:color w:val="0000EE"/>
-            <w:u w:val="single"/>
-          </w:rPr>
-          <w:t>基督徒</w:t>
-        </w:r>
-      </w:hyperlink>
-      <w:r>
-        <w:rPr>
-          <w:lang w:val="zh_CN" w:bidi="zh_CN"/>
-        </w:rPr>
-        <w:t>称之为旧约的部分。 旧约由人们有时称之为"律法和先知"的组成，因为它由神藉著摩西赐给祂子民的律法与指示，以及</w:t>
-      </w:r>
-      <w:hyperlink r:id="rId14">
-        <w:r>
-          <w:rPr>
-            <w:lang w:val="zh_CN" w:bidi="zh_CN"/>
-          </w:rPr>
-          <w:rPr>
-            <w:color w:val="0000EE"/>
-            <w:u w:val="single"/>
-          </w:rPr>
-          <w:t>犹太</w:t>
-        </w:r>
-      </w:hyperlink>
-      <w:hyperlink r:id="rId15">
-        <w:r>
-          <w:rPr>
-            <w:lang w:val="zh_CN" w:bidi="zh_CN"/>
-          </w:rPr>
-          <w:rPr>
-            <w:color w:val="0000EE"/>
-            <w:u w:val="single"/>
-          </w:rPr>
-          <w:t>先知</w:t>
-        </w:r>
-      </w:hyperlink>
+        <w:t>时，他们指的是圣经中现在基督徒称之为旧约的部分。 旧约由人们有时称之为"律法和先知"的组成，因为它由神藉著摩西赐给祂子民的律法与指示，以及</w:t>
+      </w:r>
+      <w:r>
+        <w:rPr>
+          <w:lang w:val="zh_CN" w:bidi="zh_CN"/>
+        </w:rPr>
+        <w:t>犹太</w:t>
+      </w:r>
+      <w:r>
+        <w:rPr>
+          <w:lang w:val="zh_CN" w:bidi="zh_CN"/>
+        </w:rPr>
+        <w:t>先知</w:t>
+      </w:r>
       <w:r>
         <w:rPr>
           <w:lang w:val="zh_CN" w:bidi="zh_CN"/>
@@ -305,18 +275,12 @@
         </w:rPr>
         <w:t>的经文。 经文被称为</w:t>
       </w:r>
-      <w:hyperlink r:id="rId16">
-        <w:r>
-          <w:rPr>
-            <w:lang w:val="zh_CN" w:bidi="zh_CN"/>
-          </w:rPr>
-          <w:rPr>
-            <w:color w:val="0000EE"/>
-            <w:u w:val="single"/>
-          </w:rPr>
-          <w:t>圣洁的</w:t>
-        </w:r>
-      </w:hyperlink>
+      <w:r>
+        <w:rPr>
+          <w:lang w:val="zh_CN" w:bidi="zh_CN"/>
+        </w:rPr>
+        <w:t>圣洁的</w:t>
+      </w:r>
       <w:r>
         <w:rPr>
           <w:lang w:val="zh_CN" w:bidi="zh_CN"/>
@@ -365,18 +329,12 @@
         </w:rPr>
         <w:t>卷轴可能会很快被损坏，尤其是那些用蒲草纸制成的卷轴。因此，文士总是忙著将文本从一个书卷抄写到新的书卷，这样就不会丢失。卷轴很贵。 大多数人不会拥有卷轴。 反而，卷轴被保存在</w:t>
       </w:r>
-      <w:hyperlink r:id="rId17">
-        <w:r>
-          <w:rPr>
-            <w:lang w:val="zh_CN" w:bidi="zh_CN"/>
-          </w:rPr>
-          <w:rPr>
-            <w:color w:val="0000EE"/>
-            <w:u w:val="single"/>
-          </w:rPr>
-          <w:t>犹太会堂</w:t>
-        </w:r>
-      </w:hyperlink>
+      <w:r>
+        <w:rPr>
+          <w:lang w:val="zh_CN" w:bidi="zh_CN"/>
+        </w:rPr>
+        <w:t>犹太会堂</w:t>
+      </w:r>
       <w:r>
         <w:rPr>
           <w:lang w:val="zh_CN" w:bidi="zh_CN"/>
@@ -450,7 +408,7 @@
           <w:lang w:val="zh_CN" w:bidi="zh_CN"/>
         </w:rPr>
       </w:r>
-      <w:hyperlink r:id="rId18">
+      <w:hyperlink r:id="rId13">
         <w:r>
           <w:rPr>
             <w:lang w:val="zh_CN" w:bidi="zh_CN"/>

--- a/zhs/docx/035.content.docx
+++ b/zhs/docx/035.content.docx
@@ -354,77 +354,6 @@
           <w:lang w:val="zh_CN" w:bidi="zh_CN"/>
         </w:rPr>
         <w:t>在圣经可视化词典影片中查找"卷轴"。</w:t>
-      </w:r>
-      <w:r>
-        <w:rPr>
-          <w:lang w:val="zh_CN" w:bidi="zh_CN"/>
-        </w:rPr>
-      </w:r>
-      <w:r>
-        <w:rPr>
-          <w:lang w:val="zh_CN" w:bidi="zh_CN"/>
-        </w:rPr>
-      </w:r>
-    </w:p>
-    <w:p>
-      <w:pPr/>
-      <w:r>
-        <w:rPr>
-          <w:lang w:val="zh_CN" w:bidi="zh_CN"/>
-        </w:rPr>
-      </w:r>
-    </w:p>
-    <w:p>
-      <w:pPr>
-        <w:pStyle w:val="Heading2"/>
-      </w:pPr>
-      <w:r>
-        <w:rPr>
-          <w:lang w:val="zh_CN" w:bidi="zh_CN"/>
-        </w:rPr>
-        <w:t>经文</w:t>
-      </w:r>
-      <w:r>
-        <w:rPr>
-          <w:lang w:val="zh_CN" w:bidi="zh_CN"/>
-        </w:rPr>
-      </w:r>
-    </w:p>
-    <w:p>
-      <w:pPr>
-        <w:pStyle w:val="Heading4"/>
-      </w:pPr>
-      <w:r>
-        <w:rPr>
-          <w:lang w:val="zh_CN" w:bidi="zh_CN"/>
-        </w:rPr>
-        <w:t>Audio Content</w:t>
-      </w:r>
-    </w:p>
-    <w:p>
-      <w:pPr/>
-      <w:r>
-        <w:rPr>
-          <w:lang w:val="zh_CN" w:bidi="zh_CN"/>
-        </w:rPr>
-      </w:r>
-      <w:hyperlink r:id="rId13">
-        <w:r>
-          <w:rPr>
-            <w:lang w:val="zh_CN" w:bidi="zh_CN"/>
-          </w:rPr>
-          <w:rPr>
-            <w:color w:val="0000EE"/>
-            <w:u w:val="single"/>
-          </w:rPr>
-          <w:t>mp3 file</w:t>
-        </w:r>
-      </w:hyperlink>
-      <w:r>
-        <w:rPr>
-          <w:lang w:val="zh_CN" w:bidi="zh_CN"/>
-        </w:rPr>
-        <w:t xml:space="preserve"> (None KB)</w:t>
       </w:r>
       <w:r>
         <w:rPr>

--- a/zhs/docx/035.content.docx
+++ b/zhs/docx/035.content.docx
@@ -242,20 +242,50 @@
         <w:rPr>
           <w:lang w:val="zh_CN" w:bidi="zh_CN"/>
         </w:rPr>
-        <w:t>时，他们指的是圣经中现在基督徒称之为旧约的部分。 旧约由人们有时称之为"律法和先知"的组成，因为它由神藉著摩西赐给祂子民的律法与指示，以及</w:t>
+        <w:t>时，他们指的是圣经中现在</w:t>
       </w:r>
+      <w:hyperlink r:id="rId13">
+        <w:r>
+          <w:rPr>
+            <w:lang w:val="zh_CN" w:bidi="zh_CN"/>
+          </w:rPr>
+          <w:rPr>
+            <w:color w:val="0000EE"/>
+            <w:u w:val="single"/>
+          </w:rPr>
+          <w:t>基督徒</w:t>
+        </w:r>
+      </w:hyperlink>
       <w:r>
         <w:rPr>
           <w:lang w:val="zh_CN" w:bidi="zh_CN"/>
         </w:rPr>
-        <w:t>犹太</w:t>
+        <w:t>称之为旧约的部分。 旧约由人们有时称之为"律法和先知"的组成，因为它由神藉著摩西赐给祂子民的律法与指示，以及</w:t>
       </w:r>
-      <w:r>
-        <w:rPr>
-          <w:lang w:val="zh_CN" w:bidi="zh_CN"/>
-        </w:rPr>
-        <w:t>先知</w:t>
-      </w:r>
+      <w:hyperlink r:id="rId14">
+        <w:r>
+          <w:rPr>
+            <w:lang w:val="zh_CN" w:bidi="zh_CN"/>
+          </w:rPr>
+          <w:rPr>
+            <w:color w:val="0000EE"/>
+            <w:u w:val="single"/>
+          </w:rPr>
+          <w:t>犹太</w:t>
+        </w:r>
+      </w:hyperlink>
+      <w:hyperlink r:id="rId15">
+        <w:r>
+          <w:rPr>
+            <w:lang w:val="zh_CN" w:bidi="zh_CN"/>
+          </w:rPr>
+          <w:rPr>
+            <w:color w:val="0000EE"/>
+            <w:u w:val="single"/>
+          </w:rPr>
+          <w:t>先知</w:t>
+        </w:r>
+      </w:hyperlink>
       <w:r>
         <w:rPr>
           <w:lang w:val="zh_CN" w:bidi="zh_CN"/>
@@ -275,12 +305,18 @@
         </w:rPr>
         <w:t>的经文。 经文被称为</w:t>
       </w:r>
-      <w:r>
-        <w:rPr>
-          <w:lang w:val="zh_CN" w:bidi="zh_CN"/>
-        </w:rPr>
-        <w:t>圣洁的</w:t>
-      </w:r>
+      <w:hyperlink r:id="rId16">
+        <w:r>
+          <w:rPr>
+            <w:lang w:val="zh_CN" w:bidi="zh_CN"/>
+          </w:rPr>
+          <w:rPr>
+            <w:color w:val="0000EE"/>
+            <w:u w:val="single"/>
+          </w:rPr>
+          <w:t>圣洁的</w:t>
+        </w:r>
+      </w:hyperlink>
       <w:r>
         <w:rPr>
           <w:lang w:val="zh_CN" w:bidi="zh_CN"/>
@@ -329,12 +365,18 @@
         </w:rPr>
         <w:t>卷轴可能会很快被损坏，尤其是那些用蒲草纸制成的卷轴。因此，文士总是忙著将文本从一个书卷抄写到新的书卷，这样就不会丢失。卷轴很贵。 大多数人不会拥有卷轴。 反而，卷轴被保存在</w:t>
       </w:r>
-      <w:r>
-        <w:rPr>
-          <w:lang w:val="zh_CN" w:bidi="zh_CN"/>
-        </w:rPr>
-        <w:t>犹太会堂</w:t>
-      </w:r>
+      <w:hyperlink r:id="rId17">
+        <w:r>
+          <w:rPr>
+            <w:lang w:val="zh_CN" w:bidi="zh_CN"/>
+          </w:rPr>
+          <w:rPr>
+            <w:color w:val="0000EE"/>
+            <w:u w:val="single"/>
+          </w:rPr>
+          <w:t>犹太会堂</w:t>
+        </w:r>
+      </w:hyperlink>
       <w:r>
         <w:rPr>
           <w:lang w:val="zh_CN" w:bidi="zh_CN"/>
